--- a/weixin/108句高情商接话术，最好背下来.docx
+++ b/weixin/108句高情商接话术，最好背下来.docx
@@ -1196,7 +1196,32 @@
         <w:t>108. 做最好的自己，遇见更好的生活</w:t>
       </w:r>
     </w:p>
+    <w:p/>
+    <w:p/>
     <w:p>
+      <w:pPr>
+        <w:rPr>
+          <w:rFonts w:hint="eastAsia"/>
+        </w:rPr>
+      </w:pPr>
+      <w:r>
+        <w:t>F</w:t>
+      </w:r>
+      <w:r>
+        <w:rPr>
+          <w:rFonts w:hint="eastAsia"/>
+        </w:rPr>
+        <w:t>rom</w:t>
+      </w:r>
+      <w:r>
+        <w:t xml:space="preserve">: </w:t>
+      </w:r>
+      <w:r>
+        <w:rPr>
+          <w:rFonts w:hint="eastAsia"/>
+        </w:rPr>
+        <w:t>微信公众号：心灵读书</w:t>
+      </w:r>
       <w:bookmarkStart w:id="0" w:name="_GoBack"/>
       <w:bookmarkEnd w:id="0"/>
     </w:p>

--- a/weixin/108句高情商接话术，最好背下来.docx
+++ b/weixin/108句高情商接话术，最好背下来.docx
@@ -1199,11 +1199,50 @@
     <w:p/>
     <w:p/>
     <w:p>
-      <w:pPr>
+      <w:r>
+        <w:t>F</w:t>
+      </w:r>
+      <w:r>
         <w:rPr>
           <w:rFonts w:hint="eastAsia"/>
         </w:rPr>
-      </w:pPr>
+        <w:t>rom</w:t>
+      </w:r>
+      <w:r>
+        <w:t xml:space="preserve">: </w:t>
+      </w:r>
+      <w:r>
+        <w:rPr>
+          <w:rFonts w:hint="eastAsia"/>
+        </w:rPr>
+        <w:t>微信公众号：心灵读书</w:t>
+      </w:r>
+    </w:p>
+    <w:p/>
+    <w:p>
+      <w:pPr>
+        <w:pStyle w:val="1"/>
+        <w:shd w:val="clear" w:color="auto" w:fill="FFFFFF"/>
+        <w:spacing w:before="0" w:beforeAutospacing="0" w:after="0" w:afterAutospacing="0"/>
+        <w:rPr>
+          <w:rFonts w:ascii="Microsoft YaHei UI" w:eastAsia="Microsoft YaHei UI" w:hAnsi="Microsoft YaHei UI"/>
+          <w:spacing w:val="8"/>
+          <w:sz w:val="33"/>
+          <w:szCs w:val="33"/>
+        </w:rPr>
+      </w:pPr>
+      <w:r>
+        <w:rPr>
+          <w:rStyle w:val="jstitleinner"/>
+          <w:rFonts w:ascii="Microsoft YaHei UI" w:eastAsia="Microsoft YaHei UI" w:hAnsi="Microsoft YaHei UI" w:hint="eastAsia"/>
+          <w:spacing w:val="8"/>
+          <w:sz w:val="33"/>
+          <w:szCs w:val="33"/>
+        </w:rPr>
+        <w:t>35句高情商聊天话术，一开口就开心到飞起，（普通VS高情商对比），建议收藏</w:t>
+      </w:r>
+    </w:p>
+    <w:p>
       <w:r>
         <w:t>F</w:t>
       </w:r>
@@ -1214,16 +1253,2012 @@
         <w:t>rom</w:t>
       </w:r>
       <w:r>
-        <w:t xml:space="preserve">: </w:t>
+        <w:t xml:space="preserve"> </w:t>
       </w:r>
       <w:r>
         <w:rPr>
           <w:rFonts w:hint="eastAsia"/>
         </w:rPr>
-        <w:t>微信公众号：心灵读书</w:t>
-      </w:r>
+        <w:t>苏苏教语言</w:t>
+      </w:r>
+    </w:p>
+    <w:p>
+      <w:pPr>
+        <w:widowControl/>
+        <w:jc w:val="left"/>
+        <w:rPr>
+          <w:rFonts w:ascii="宋体" w:eastAsia="宋体" w:hAnsi="宋体" w:cs="宋体"/>
+          <w:kern w:val="0"/>
+          <w:sz w:val="24"/>
+          <w:szCs w:val="24"/>
+        </w:rPr>
+      </w:pPr>
+      <w:r>
+        <w:rPr>
+          <w:rFonts w:ascii="宋体" w:eastAsia="宋体" w:hAnsi="宋体" w:cs="宋体"/>
+          <w:kern w:val="0"/>
+          <w:sz w:val="24"/>
+          <w:szCs w:val="24"/>
+        </w:rPr>
+        <w:br/>
+      </w:r>
+    </w:p>
+    <w:p>
+      <w:pPr>
+        <w:widowControl/>
+        <w:spacing w:before="100" w:beforeAutospacing="1" w:after="100" w:afterAutospacing="1"/>
+        <w:jc w:val="left"/>
+        <w:rPr>
+          <w:rFonts w:ascii="宋体" w:eastAsia="宋体" w:hAnsi="宋体" w:cs="宋体"/>
+          <w:kern w:val="0"/>
+          <w:sz w:val="24"/>
+          <w:szCs w:val="24"/>
+        </w:rPr>
+      </w:pPr>
+      <w:r>
+        <w:rPr>
+          <w:rFonts w:ascii="黑体" w:eastAsia="黑体" w:hAnsi="黑体" w:cs="宋体" w:hint="eastAsia"/>
+          <w:kern w:val="0"/>
+          <w:sz w:val="24"/>
+          <w:szCs w:val="24"/>
+        </w:rPr>
+        <w:t>同样是聊天，有人一开口就让气氛冷场，不想聊下去，</w:t>
+      </w:r>
+      <w:r>
+        <w:rPr>
+          <w:rFonts w:ascii="黑体" w:eastAsia="黑体" w:hAnsi="黑体" w:cs="宋体" w:hint="eastAsia"/>
+          <w:spacing w:val="8"/>
+          <w:kern w:val="0"/>
+          <w:sz w:val="24"/>
+          <w:szCs w:val="24"/>
+        </w:rPr>
+        <w:t>甚至会觉得烦。</w:t>
+      </w:r>
+    </w:p>
+    <w:p>
+      <w:pPr>
+        <w:widowControl/>
+        <w:spacing w:before="100" w:beforeAutospacing="1" w:after="100" w:afterAutospacing="1"/>
+        <w:jc w:val="left"/>
+        <w:rPr>
+          <w:rFonts w:ascii="宋体" w:eastAsia="宋体" w:hAnsi="宋体" w:cs="宋体"/>
+          <w:kern w:val="0"/>
+          <w:sz w:val="24"/>
+          <w:szCs w:val="24"/>
+        </w:rPr>
+      </w:pPr>
+      <w:r>
+        <w:rPr>
+          <w:rFonts w:ascii="黑体" w:eastAsia="黑体" w:hAnsi="黑体" w:cs="宋体" w:hint="eastAsia"/>
+          <w:spacing w:val="8"/>
+          <w:kern w:val="0"/>
+          <w:sz w:val="24"/>
+          <w:szCs w:val="24"/>
+        </w:rPr>
+        <w:t>有人一开口就轻松活跃，让人开心无比，就想跟你交朋友，其实说话是有技巧的。</w:t>
+      </w:r>
+    </w:p>
+    <w:p>
+      <w:pPr>
+        <w:widowControl/>
+        <w:spacing w:before="100" w:beforeAutospacing="1" w:after="100" w:afterAutospacing="1"/>
+        <w:jc w:val="left"/>
+        <w:rPr>
+          <w:rFonts w:ascii="宋体" w:eastAsia="宋体" w:hAnsi="宋体" w:cs="宋体"/>
+          <w:kern w:val="0"/>
+          <w:sz w:val="24"/>
+          <w:szCs w:val="24"/>
+        </w:rPr>
+      </w:pPr>
+      <w:r>
+        <w:rPr>
+          <w:rFonts w:ascii="黑体" w:eastAsia="黑体" w:hAnsi="黑体" w:cs="宋体" w:hint="eastAsia"/>
+          <w:kern w:val="0"/>
+          <w:sz w:val="24"/>
+          <w:szCs w:val="24"/>
+        </w:rPr>
+        <w:lastRenderedPageBreak/>
+        <w:t>把以下这35句高情商话术学会，让你人缘好到爆.财运翻倍。</w:t>
+      </w:r>
+    </w:p>
+    <w:p>
+      <w:pPr>
+        <w:widowControl/>
+        <w:jc w:val="left"/>
+        <w:rPr>
+          <w:rFonts w:ascii="宋体" w:eastAsia="宋体" w:hAnsi="宋体" w:cs="宋体"/>
+          <w:kern w:val="0"/>
+          <w:sz w:val="24"/>
+          <w:szCs w:val="24"/>
+        </w:rPr>
+      </w:pPr>
       <w:bookmarkStart w:id="0" w:name="_GoBack"/>
       <w:bookmarkEnd w:id="0"/>
+    </w:p>
+    <w:p>
+      <w:pPr>
+        <w:widowControl/>
+        <w:spacing w:before="100" w:beforeAutospacing="1" w:after="100" w:afterAutospacing="1"/>
+        <w:jc w:val="left"/>
+        <w:rPr>
+          <w:rFonts w:ascii="宋体" w:eastAsia="宋体" w:hAnsi="宋体" w:cs="宋体"/>
+          <w:kern w:val="0"/>
+          <w:sz w:val="24"/>
+          <w:szCs w:val="24"/>
+        </w:rPr>
+      </w:pPr>
+      <w:r>
+        <w:rPr>
+          <w:rFonts w:ascii="黑体" w:eastAsia="黑体" w:hAnsi="黑体" w:cs="宋体" w:hint="eastAsia"/>
+          <w:color w:val="021EAA"/>
+          <w:kern w:val="0"/>
+          <w:sz w:val="23"/>
+          <w:szCs w:val="23"/>
+        </w:rPr>
+        <w:t>1.把</w:t>
+      </w:r>
+      <w:r>
+        <w:rPr>
+          <w:rFonts w:ascii="黑体" w:eastAsia="黑体" w:hAnsi="黑体" w:cs="宋体" w:hint="eastAsia"/>
+          <w:color w:val="FF4C00"/>
+          <w:kern w:val="0"/>
+          <w:sz w:val="23"/>
+          <w:szCs w:val="23"/>
+        </w:rPr>
+        <w:t>"你真厉害"</w:t>
+      </w:r>
+      <w:r>
+        <w:rPr>
+          <w:rFonts w:ascii="黑体" w:eastAsia="黑体" w:hAnsi="黑体" w:cs="宋体" w:hint="eastAsia"/>
+          <w:color w:val="021EAA"/>
+          <w:kern w:val="0"/>
+          <w:sz w:val="23"/>
+          <w:szCs w:val="23"/>
+        </w:rPr>
+        <w:t>改成：</w:t>
+      </w:r>
+      <w:r>
+        <w:rPr>
+          <w:rFonts w:ascii="黑体" w:eastAsia="黑体" w:hAnsi="黑体" w:cs="宋体" w:hint="eastAsia"/>
+          <w:color w:val="0052FF"/>
+          <w:kern w:val="0"/>
+          <w:sz w:val="23"/>
+          <w:szCs w:val="23"/>
+        </w:rPr>
+        <w:t>不愧是你，一出手就是天花板!</w:t>
+      </w:r>
+    </w:p>
+    <w:p>
+      <w:pPr>
+        <w:widowControl/>
+        <w:spacing w:before="100" w:beforeAutospacing="1" w:after="100" w:afterAutospacing="1"/>
+        <w:jc w:val="left"/>
+        <w:rPr>
+          <w:rFonts w:ascii="宋体" w:eastAsia="宋体" w:hAnsi="宋体" w:cs="宋体"/>
+          <w:kern w:val="0"/>
+          <w:sz w:val="24"/>
+          <w:szCs w:val="24"/>
+        </w:rPr>
+      </w:pPr>
+      <w:r>
+        <w:rPr>
+          <w:rFonts w:ascii="黑体" w:eastAsia="黑体" w:hAnsi="黑体" w:cs="宋体" w:hint="eastAsia"/>
+          <w:kern w:val="0"/>
+          <w:sz w:val="23"/>
+          <w:szCs w:val="23"/>
+        </w:rPr>
+        <w:t>2.把</w:t>
+      </w:r>
+      <w:r>
+        <w:rPr>
+          <w:rFonts w:ascii="黑体" w:eastAsia="黑体" w:hAnsi="黑体" w:cs="宋体" w:hint="eastAsia"/>
+          <w:color w:val="FF4C00"/>
+          <w:kern w:val="0"/>
+          <w:sz w:val="23"/>
+          <w:szCs w:val="23"/>
+        </w:rPr>
+        <w:t>"你反应慢"</w:t>
+      </w:r>
+      <w:r>
+        <w:rPr>
+          <w:rFonts w:ascii="黑体" w:eastAsia="黑体" w:hAnsi="黑体" w:cs="宋体" w:hint="eastAsia"/>
+          <w:kern w:val="0"/>
+          <w:sz w:val="23"/>
+          <w:szCs w:val="23"/>
+        </w:rPr>
+        <w:t>改成：</w:t>
+      </w:r>
+      <w:r>
+        <w:rPr>
+          <w:rFonts w:ascii="黑体" w:eastAsia="黑体" w:hAnsi="黑体" w:cs="宋体" w:hint="eastAsia"/>
+          <w:color w:val="0052FF"/>
+          <w:kern w:val="0"/>
+          <w:sz w:val="23"/>
+          <w:szCs w:val="23"/>
+        </w:rPr>
+        <w:t>你做事好稳，一看就是深思熟虑型!</w:t>
+      </w:r>
+    </w:p>
+    <w:p>
+      <w:pPr>
+        <w:widowControl/>
+        <w:spacing w:before="100" w:beforeAutospacing="1" w:after="100" w:afterAutospacing="1"/>
+        <w:jc w:val="left"/>
+        <w:rPr>
+          <w:rFonts w:ascii="宋体" w:eastAsia="宋体" w:hAnsi="宋体" w:cs="宋体"/>
+          <w:kern w:val="0"/>
+          <w:sz w:val="24"/>
+          <w:szCs w:val="24"/>
+        </w:rPr>
+      </w:pPr>
+      <w:r>
+        <w:rPr>
+          <w:rFonts w:ascii="黑体" w:eastAsia="黑体" w:hAnsi="黑体" w:cs="宋体" w:hint="eastAsia"/>
+          <w:kern w:val="0"/>
+          <w:sz w:val="23"/>
+          <w:szCs w:val="23"/>
+        </w:rPr>
+        <w:t>3.把</w:t>
+      </w:r>
+      <w:r>
+        <w:rPr>
+          <w:rFonts w:ascii="黑体" w:eastAsia="黑体" w:hAnsi="黑体" w:cs="宋体" w:hint="eastAsia"/>
+          <w:color w:val="FF4C00"/>
+          <w:kern w:val="0"/>
+          <w:sz w:val="23"/>
+          <w:szCs w:val="23"/>
+        </w:rPr>
+        <w:t>"牛啊"</w:t>
+      </w:r>
+      <w:r>
+        <w:rPr>
+          <w:rFonts w:ascii="黑体" w:eastAsia="黑体" w:hAnsi="黑体" w:cs="宋体" w:hint="eastAsia"/>
+          <w:kern w:val="0"/>
+          <w:sz w:val="23"/>
+          <w:szCs w:val="23"/>
+        </w:rPr>
+        <w:t>改成：</w:t>
+      </w:r>
+      <w:r>
+        <w:rPr>
+          <w:rFonts w:ascii="黑体" w:eastAsia="黑体" w:hAnsi="黑体" w:cs="宋体" w:hint="eastAsia"/>
+          <w:color w:val="0052FF"/>
+          <w:kern w:val="0"/>
+          <w:sz w:val="23"/>
+          <w:szCs w:val="23"/>
+        </w:rPr>
+        <w:t>这操作，简直是教科书级别的!</w:t>
+      </w:r>
+    </w:p>
+    <w:p>
+      <w:pPr>
+        <w:widowControl/>
+        <w:spacing w:before="100" w:beforeAutospacing="1" w:after="100" w:afterAutospacing="1"/>
+        <w:jc w:val="left"/>
+        <w:rPr>
+          <w:rFonts w:ascii="宋体" w:eastAsia="宋体" w:hAnsi="宋体" w:cs="宋体"/>
+          <w:kern w:val="0"/>
+          <w:sz w:val="24"/>
+          <w:szCs w:val="24"/>
+        </w:rPr>
+      </w:pPr>
+      <w:r>
+        <w:rPr>
+          <w:rFonts w:ascii="黑体" w:eastAsia="黑体" w:hAnsi="黑体" w:cs="宋体" w:hint="eastAsia"/>
+          <w:kern w:val="0"/>
+          <w:sz w:val="23"/>
+          <w:szCs w:val="23"/>
+        </w:rPr>
+        <w:t>4.把</w:t>
+      </w:r>
+      <w:r>
+        <w:rPr>
+          <w:rFonts w:ascii="黑体" w:eastAsia="黑体" w:hAnsi="黑体" w:cs="宋体" w:hint="eastAsia"/>
+          <w:color w:val="FF4C00"/>
+          <w:kern w:val="0"/>
+          <w:sz w:val="23"/>
+          <w:szCs w:val="23"/>
+        </w:rPr>
+        <w:t>"我不太会"</w:t>
+      </w:r>
+      <w:r>
+        <w:rPr>
+          <w:rFonts w:ascii="黑体" w:eastAsia="黑体" w:hAnsi="黑体" w:cs="宋体" w:hint="eastAsia"/>
+          <w:kern w:val="0"/>
+          <w:sz w:val="23"/>
+          <w:szCs w:val="23"/>
+        </w:rPr>
+        <w:t>改成：</w:t>
+      </w:r>
+      <w:r>
+        <w:rPr>
+          <w:rFonts w:ascii="黑体" w:eastAsia="黑体" w:hAnsi="黑体" w:cs="宋体" w:hint="eastAsia"/>
+          <w:color w:val="0052FF"/>
+          <w:kern w:val="0"/>
+          <w:sz w:val="23"/>
+          <w:szCs w:val="23"/>
+        </w:rPr>
+        <w:t>你带带我，我学东西超快的!</w:t>
+      </w:r>
+    </w:p>
+    <w:p>
+      <w:pPr>
+        <w:widowControl/>
+        <w:spacing w:before="100" w:beforeAutospacing="1" w:after="100" w:afterAutospacing="1"/>
+        <w:jc w:val="left"/>
+        <w:rPr>
+          <w:rFonts w:ascii="宋体" w:eastAsia="宋体" w:hAnsi="宋体" w:cs="宋体"/>
+          <w:kern w:val="0"/>
+          <w:sz w:val="24"/>
+          <w:szCs w:val="24"/>
+        </w:rPr>
+      </w:pPr>
+      <w:r>
+        <w:rPr>
+          <w:rFonts w:ascii="黑体" w:eastAsia="黑体" w:hAnsi="黑体" w:cs="宋体" w:hint="eastAsia"/>
+          <w:kern w:val="0"/>
+          <w:sz w:val="23"/>
+          <w:szCs w:val="23"/>
+        </w:rPr>
+        <w:t>5.把</w:t>
+      </w:r>
+      <w:r>
+        <w:rPr>
+          <w:rFonts w:ascii="黑体" w:eastAsia="黑体" w:hAnsi="黑体" w:cs="宋体" w:hint="eastAsia"/>
+          <w:color w:val="FF4C00"/>
+          <w:kern w:val="0"/>
+          <w:sz w:val="23"/>
+          <w:szCs w:val="23"/>
+        </w:rPr>
+        <w:t>"你话好多"</w:t>
+      </w:r>
+      <w:r>
+        <w:rPr>
+          <w:rFonts w:ascii="黑体" w:eastAsia="黑体" w:hAnsi="黑体" w:cs="宋体" w:hint="eastAsia"/>
+          <w:kern w:val="0"/>
+          <w:sz w:val="23"/>
+          <w:szCs w:val="23"/>
+        </w:rPr>
+        <w:t>改成：</w:t>
+      </w:r>
+      <w:r>
+        <w:rPr>
+          <w:rFonts w:ascii="黑体" w:eastAsia="黑体" w:hAnsi="黑体" w:cs="宋体" w:hint="eastAsia"/>
+          <w:color w:val="0052FF"/>
+          <w:kern w:val="0"/>
+          <w:sz w:val="23"/>
+          <w:szCs w:val="23"/>
+        </w:rPr>
+        <w:t>你的分享欲好强，和你聊天真有意思!</w:t>
+      </w:r>
+    </w:p>
+    <w:p>
+      <w:pPr>
+        <w:widowControl/>
+        <w:spacing w:before="100" w:beforeAutospacing="1" w:after="100" w:afterAutospacing="1"/>
+        <w:jc w:val="left"/>
+        <w:rPr>
+          <w:rFonts w:ascii="宋体" w:eastAsia="宋体" w:hAnsi="宋体" w:cs="宋体"/>
+          <w:kern w:val="0"/>
+          <w:sz w:val="24"/>
+          <w:szCs w:val="24"/>
+        </w:rPr>
+      </w:pPr>
+      <w:r>
+        <w:rPr>
+          <w:rFonts w:ascii="黑体" w:eastAsia="黑体" w:hAnsi="黑体" w:cs="宋体" w:hint="eastAsia"/>
+          <w:kern w:val="0"/>
+          <w:sz w:val="23"/>
+          <w:szCs w:val="23"/>
+        </w:rPr>
+        <w:t>6.把</w:t>
+      </w:r>
+      <w:r>
+        <w:rPr>
+          <w:rFonts w:ascii="黑体" w:eastAsia="黑体" w:hAnsi="黑体" w:cs="宋体" w:hint="eastAsia"/>
+          <w:color w:val="FF4C00"/>
+          <w:kern w:val="0"/>
+          <w:sz w:val="23"/>
+          <w:szCs w:val="23"/>
+        </w:rPr>
+        <w:t>"别烦我"</w:t>
+      </w:r>
+      <w:r>
+        <w:rPr>
+          <w:rFonts w:ascii="黑体" w:eastAsia="黑体" w:hAnsi="黑体" w:cs="宋体" w:hint="eastAsia"/>
+          <w:kern w:val="0"/>
+          <w:sz w:val="23"/>
+          <w:szCs w:val="23"/>
+        </w:rPr>
+        <w:t>改成：</w:t>
+      </w:r>
+      <w:r>
+        <w:rPr>
+          <w:rFonts w:ascii="黑体" w:eastAsia="黑体" w:hAnsi="黑体" w:cs="宋体" w:hint="eastAsia"/>
+          <w:color w:val="0052FF"/>
+          <w:kern w:val="0"/>
+          <w:sz w:val="23"/>
+          <w:szCs w:val="23"/>
+        </w:rPr>
+        <w:t>我先去充个电，待会儿满血复活找你!</w:t>
+      </w:r>
+    </w:p>
+    <w:p>
+      <w:pPr>
+        <w:widowControl/>
+        <w:spacing w:before="100" w:beforeAutospacing="1" w:after="100" w:afterAutospacing="1"/>
+        <w:jc w:val="left"/>
+        <w:rPr>
+          <w:rFonts w:ascii="宋体" w:eastAsia="宋体" w:hAnsi="宋体" w:cs="宋体"/>
+          <w:kern w:val="0"/>
+          <w:sz w:val="24"/>
+          <w:szCs w:val="24"/>
+        </w:rPr>
+      </w:pPr>
+      <w:r>
+        <w:rPr>
+          <w:rFonts w:ascii="黑体" w:eastAsia="黑体" w:hAnsi="黑体" w:cs="宋体" w:hint="eastAsia"/>
+          <w:kern w:val="0"/>
+          <w:sz w:val="23"/>
+          <w:szCs w:val="23"/>
+        </w:rPr>
+        <w:t>7.把</w:t>
+      </w:r>
+      <w:r>
+        <w:rPr>
+          <w:rFonts w:ascii="黑体" w:eastAsia="黑体" w:hAnsi="黑体" w:cs="宋体" w:hint="eastAsia"/>
+          <w:color w:val="FF4C00"/>
+          <w:kern w:val="0"/>
+          <w:sz w:val="23"/>
+          <w:szCs w:val="23"/>
+        </w:rPr>
+        <w:t>"早点睡"</w:t>
+      </w:r>
+      <w:r>
+        <w:rPr>
+          <w:rFonts w:ascii="黑体" w:eastAsia="黑体" w:hAnsi="黑体" w:cs="宋体" w:hint="eastAsia"/>
+          <w:kern w:val="0"/>
+          <w:sz w:val="23"/>
+          <w:szCs w:val="23"/>
+        </w:rPr>
+        <w:t>改成：</w:t>
+      </w:r>
+      <w:r>
+        <w:rPr>
+          <w:rFonts w:ascii="黑体" w:eastAsia="黑体" w:hAnsi="黑体" w:cs="宋体" w:hint="eastAsia"/>
+          <w:color w:val="0052FF"/>
+          <w:kern w:val="0"/>
+          <w:sz w:val="23"/>
+          <w:szCs w:val="23"/>
+        </w:rPr>
+        <w:t>快去梦里占个好位置，我待会儿来</w:t>
+      </w:r>
+      <w:r>
+        <w:rPr>
+          <w:rFonts w:ascii="黑体" w:eastAsia="黑体" w:hAnsi="黑体" w:cs="宋体" w:hint="eastAsia"/>
+          <w:color w:val="0052FF"/>
+          <w:spacing w:val="8"/>
+          <w:kern w:val="0"/>
+          <w:sz w:val="23"/>
+          <w:szCs w:val="23"/>
+        </w:rPr>
+        <w:t>找你玩!</w:t>
+      </w:r>
+    </w:p>
+    <w:p>
+      <w:pPr>
+        <w:widowControl/>
+        <w:spacing w:before="100" w:beforeAutospacing="1" w:after="100" w:afterAutospacing="1"/>
+        <w:jc w:val="left"/>
+        <w:rPr>
+          <w:rFonts w:ascii="宋体" w:eastAsia="宋体" w:hAnsi="宋体" w:cs="宋体"/>
+          <w:kern w:val="0"/>
+          <w:sz w:val="24"/>
+          <w:szCs w:val="24"/>
+        </w:rPr>
+      </w:pPr>
+      <w:r>
+        <w:rPr>
+          <w:rFonts w:ascii="黑体" w:eastAsia="黑体" w:hAnsi="黑体" w:cs="宋体" w:hint="eastAsia"/>
+          <w:kern w:val="0"/>
+          <w:sz w:val="23"/>
+          <w:szCs w:val="23"/>
+        </w:rPr>
+        <w:t>8.</w:t>
+      </w:r>
+      <w:r>
+        <w:rPr>
+          <w:rFonts w:ascii="黑体" w:eastAsia="黑体" w:hAnsi="黑体" w:cs="宋体" w:hint="eastAsia"/>
+          <w:color w:val="FF4C00"/>
+          <w:kern w:val="0"/>
+          <w:sz w:val="23"/>
+          <w:szCs w:val="23"/>
+        </w:rPr>
+        <w:t>把"在干嘛?"</w:t>
+      </w:r>
+      <w:r>
+        <w:rPr>
+          <w:rFonts w:ascii="黑体" w:eastAsia="黑体" w:hAnsi="黑体" w:cs="宋体" w:hint="eastAsia"/>
+          <w:kern w:val="0"/>
+          <w:sz w:val="23"/>
+          <w:szCs w:val="23"/>
+        </w:rPr>
+        <w:t>改成：</w:t>
+      </w:r>
+      <w:r>
+        <w:rPr>
+          <w:rFonts w:ascii="黑体" w:eastAsia="黑体" w:hAnsi="黑体" w:cs="宋体" w:hint="eastAsia"/>
+          <w:color w:val="0052FF"/>
+          <w:kern w:val="0"/>
+          <w:sz w:val="23"/>
+          <w:szCs w:val="23"/>
+        </w:rPr>
+        <w:t>我猜你现在不是在发呆，就是在想我!</w:t>
+      </w:r>
+    </w:p>
+    <w:p>
+      <w:pPr>
+        <w:widowControl/>
+        <w:spacing w:before="100" w:beforeAutospacing="1" w:after="100" w:afterAutospacing="1"/>
+        <w:jc w:val="left"/>
+        <w:rPr>
+          <w:rFonts w:ascii="宋体" w:eastAsia="宋体" w:hAnsi="宋体" w:cs="宋体"/>
+          <w:kern w:val="0"/>
+          <w:sz w:val="24"/>
+          <w:szCs w:val="24"/>
+        </w:rPr>
+      </w:pPr>
+      <w:r>
+        <w:rPr>
+          <w:rFonts w:ascii="黑体" w:eastAsia="黑体" w:hAnsi="黑体" w:cs="宋体" w:hint="eastAsia"/>
+          <w:kern w:val="0"/>
+          <w:sz w:val="23"/>
+          <w:szCs w:val="23"/>
+        </w:rPr>
+        <w:t>9.把</w:t>
+      </w:r>
+      <w:r>
+        <w:rPr>
+          <w:rFonts w:ascii="黑体" w:eastAsia="黑体" w:hAnsi="黑体" w:cs="宋体" w:hint="eastAsia"/>
+          <w:color w:val="FF4C00"/>
+          <w:kern w:val="0"/>
+          <w:sz w:val="23"/>
+          <w:szCs w:val="23"/>
+        </w:rPr>
+        <w:t>"哈哈哈</w:t>
+      </w:r>
+      <w:r>
+        <w:rPr>
+          <w:rFonts w:ascii="黑体" w:eastAsia="黑体" w:hAnsi="黑体" w:cs="宋体" w:hint="eastAsia"/>
+          <w:kern w:val="0"/>
+          <w:sz w:val="23"/>
+          <w:szCs w:val="23"/>
+        </w:rPr>
+        <w:t>"改成：</w:t>
+      </w:r>
+      <w:r>
+        <w:rPr>
+          <w:rFonts w:ascii="黑体" w:eastAsia="黑体" w:hAnsi="黑体" w:cs="宋体" w:hint="eastAsia"/>
+          <w:color w:val="0052FF"/>
+          <w:kern w:val="0"/>
+          <w:sz w:val="23"/>
+          <w:szCs w:val="23"/>
+        </w:rPr>
+        <w:t>天啊，你怎么这么会说话!</w:t>
+      </w:r>
+    </w:p>
+    <w:p>
+      <w:pPr>
+        <w:widowControl/>
+        <w:spacing w:before="100" w:beforeAutospacing="1" w:after="100" w:afterAutospacing="1"/>
+        <w:jc w:val="left"/>
+        <w:rPr>
+          <w:rFonts w:ascii="宋体" w:eastAsia="宋体" w:hAnsi="宋体" w:cs="宋体"/>
+          <w:kern w:val="0"/>
+          <w:sz w:val="24"/>
+          <w:szCs w:val="24"/>
+        </w:rPr>
+      </w:pPr>
+      <w:r>
+        <w:rPr>
+          <w:rFonts w:ascii="黑体" w:eastAsia="黑体" w:hAnsi="黑体" w:cs="宋体" w:hint="eastAsia"/>
+          <w:kern w:val="0"/>
+          <w:sz w:val="23"/>
+          <w:szCs w:val="23"/>
+        </w:rPr>
+        <w:t>10.把</w:t>
+      </w:r>
+      <w:r>
+        <w:rPr>
+          <w:rFonts w:ascii="黑体" w:eastAsia="黑体" w:hAnsi="黑体" w:cs="宋体" w:hint="eastAsia"/>
+          <w:color w:val="FF4C00"/>
+          <w:kern w:val="0"/>
+          <w:sz w:val="23"/>
+          <w:szCs w:val="23"/>
+        </w:rPr>
+        <w:t>"一般般"</w:t>
+      </w:r>
+      <w:r>
+        <w:rPr>
+          <w:rFonts w:ascii="黑体" w:eastAsia="黑体" w:hAnsi="黑体" w:cs="宋体" w:hint="eastAsia"/>
+          <w:kern w:val="0"/>
+          <w:sz w:val="23"/>
+          <w:szCs w:val="23"/>
+        </w:rPr>
+        <w:t>改成：</w:t>
+      </w:r>
+      <w:r>
+        <w:rPr>
+          <w:rFonts w:ascii="黑体" w:eastAsia="黑体" w:hAnsi="黑体" w:cs="宋体" w:hint="eastAsia"/>
+          <w:color w:val="0052FF"/>
+          <w:kern w:val="0"/>
+          <w:sz w:val="23"/>
+          <w:szCs w:val="23"/>
+        </w:rPr>
+        <w:t>已经很好啦，再进步一点就是</w:t>
+      </w:r>
+      <w:r>
+        <w:rPr>
+          <w:rFonts w:ascii="黑体" w:eastAsia="黑体" w:hAnsi="黑体" w:cs="宋体" w:hint="eastAsia"/>
+          <w:color w:val="0052FF"/>
+          <w:spacing w:val="8"/>
+          <w:kern w:val="0"/>
+          <w:sz w:val="23"/>
+          <w:szCs w:val="23"/>
+        </w:rPr>
+        <w:t>满分选手!</w:t>
+      </w:r>
+    </w:p>
+    <w:p>
+      <w:pPr>
+        <w:widowControl/>
+        <w:spacing w:before="100" w:beforeAutospacing="1" w:after="100" w:afterAutospacing="1"/>
+        <w:jc w:val="left"/>
+        <w:rPr>
+          <w:rFonts w:ascii="宋体" w:eastAsia="宋体" w:hAnsi="宋体" w:cs="宋体"/>
+          <w:kern w:val="0"/>
+          <w:sz w:val="24"/>
+          <w:szCs w:val="24"/>
+        </w:rPr>
+      </w:pPr>
+      <w:r>
+        <w:rPr>
+          <w:rFonts w:ascii="黑体" w:eastAsia="黑体" w:hAnsi="黑体" w:cs="宋体" w:hint="eastAsia"/>
+          <w:kern w:val="0"/>
+          <w:sz w:val="23"/>
+          <w:szCs w:val="23"/>
+        </w:rPr>
+        <w:t>11.把</w:t>
+      </w:r>
+      <w:r>
+        <w:rPr>
+          <w:rFonts w:ascii="黑体" w:eastAsia="黑体" w:hAnsi="黑体" w:cs="宋体" w:hint="eastAsia"/>
+          <w:color w:val="FF4C00"/>
+          <w:kern w:val="0"/>
+          <w:sz w:val="23"/>
+          <w:szCs w:val="23"/>
+        </w:rPr>
+        <w:t>"你好"</w:t>
+      </w:r>
+      <w:r>
+        <w:rPr>
+          <w:rFonts w:ascii="黑体" w:eastAsia="黑体" w:hAnsi="黑体" w:cs="宋体" w:hint="eastAsia"/>
+          <w:kern w:val="0"/>
+          <w:sz w:val="23"/>
+          <w:szCs w:val="23"/>
+        </w:rPr>
+        <w:t>改成：</w:t>
+      </w:r>
+      <w:r>
+        <w:rPr>
+          <w:rFonts w:ascii="黑体" w:eastAsia="黑体" w:hAnsi="黑体" w:cs="宋体" w:hint="eastAsia"/>
+          <w:color w:val="0052FF"/>
+          <w:kern w:val="0"/>
+          <w:sz w:val="23"/>
+          <w:szCs w:val="23"/>
+        </w:rPr>
+        <w:t>哈喽!今天也是闪闪发光的一天呢!</w:t>
+      </w:r>
+    </w:p>
+    <w:p>
+      <w:pPr>
+        <w:widowControl/>
+        <w:spacing w:before="100" w:beforeAutospacing="1" w:after="100" w:afterAutospacing="1"/>
+        <w:jc w:val="left"/>
+        <w:rPr>
+          <w:rFonts w:ascii="宋体" w:eastAsia="宋体" w:hAnsi="宋体" w:cs="宋体"/>
+          <w:kern w:val="0"/>
+          <w:sz w:val="24"/>
+          <w:szCs w:val="24"/>
+        </w:rPr>
+      </w:pPr>
+      <w:r>
+        <w:rPr>
+          <w:rFonts w:ascii="黑体" w:eastAsia="黑体" w:hAnsi="黑体" w:cs="宋体" w:hint="eastAsia"/>
+          <w:kern w:val="0"/>
+          <w:sz w:val="23"/>
+          <w:szCs w:val="23"/>
+        </w:rPr>
+        <w:t>12.把</w:t>
+      </w:r>
+      <w:r>
+        <w:rPr>
+          <w:rFonts w:ascii="黑体" w:eastAsia="黑体" w:hAnsi="黑体" w:cs="宋体" w:hint="eastAsia"/>
+          <w:color w:val="FF4C00"/>
+          <w:kern w:val="0"/>
+          <w:sz w:val="23"/>
+          <w:szCs w:val="23"/>
+        </w:rPr>
+        <w:t>"拜拜"</w:t>
+      </w:r>
+      <w:r>
+        <w:rPr>
+          <w:rFonts w:ascii="黑体" w:eastAsia="黑体" w:hAnsi="黑体" w:cs="宋体" w:hint="eastAsia"/>
+          <w:kern w:val="0"/>
+          <w:sz w:val="23"/>
+          <w:szCs w:val="23"/>
+        </w:rPr>
+        <w:t>改成：</w:t>
+      </w:r>
+      <w:r>
+        <w:rPr>
+          <w:rFonts w:ascii="黑体" w:eastAsia="黑体" w:hAnsi="黑体" w:cs="宋体" w:hint="eastAsia"/>
+          <w:color w:val="0052FF"/>
+          <w:kern w:val="0"/>
+          <w:sz w:val="23"/>
+          <w:szCs w:val="23"/>
+        </w:rPr>
+        <w:t>撤退啦，下次见面我要检查你</w:t>
+      </w:r>
+      <w:r>
+        <w:rPr>
+          <w:rFonts w:ascii="黑体" w:eastAsia="黑体" w:hAnsi="黑体" w:cs="宋体" w:hint="eastAsia"/>
+          <w:color w:val="0052FF"/>
+          <w:spacing w:val="8"/>
+          <w:kern w:val="0"/>
+          <w:sz w:val="23"/>
+          <w:szCs w:val="23"/>
+        </w:rPr>
+        <w:t>有没有想我!</w:t>
+      </w:r>
+    </w:p>
+    <w:p>
+      <w:pPr>
+        <w:widowControl/>
+        <w:spacing w:before="100" w:beforeAutospacing="1" w:after="100" w:afterAutospacing="1"/>
+        <w:jc w:val="left"/>
+        <w:rPr>
+          <w:rFonts w:ascii="宋体" w:eastAsia="宋体" w:hAnsi="宋体" w:cs="宋体"/>
+          <w:kern w:val="0"/>
+          <w:sz w:val="24"/>
+          <w:szCs w:val="24"/>
+        </w:rPr>
+      </w:pPr>
+      <w:r>
+        <w:rPr>
+          <w:rFonts w:ascii="黑体" w:eastAsia="黑体" w:hAnsi="黑体" w:cs="宋体" w:hint="eastAsia"/>
+          <w:kern w:val="0"/>
+          <w:sz w:val="23"/>
+          <w:szCs w:val="23"/>
+        </w:rPr>
+        <w:t>13.把</w:t>
+      </w:r>
+      <w:r>
+        <w:rPr>
+          <w:rFonts w:ascii="黑体" w:eastAsia="黑体" w:hAnsi="黑体" w:cs="宋体" w:hint="eastAsia"/>
+          <w:color w:val="FF4C00"/>
+          <w:kern w:val="0"/>
+          <w:sz w:val="23"/>
+          <w:szCs w:val="23"/>
+        </w:rPr>
+        <w:t>"你太菜了</w:t>
+      </w:r>
+      <w:r>
+        <w:rPr>
+          <w:rFonts w:ascii="黑体" w:eastAsia="黑体" w:hAnsi="黑体" w:cs="宋体" w:hint="eastAsia"/>
+          <w:kern w:val="0"/>
+          <w:sz w:val="23"/>
+          <w:szCs w:val="23"/>
+        </w:rPr>
+        <w:t>"改成：</w:t>
+      </w:r>
+      <w:r>
+        <w:rPr>
+          <w:rFonts w:ascii="黑体" w:eastAsia="黑体" w:hAnsi="黑体" w:cs="宋体" w:hint="eastAsia"/>
+          <w:color w:val="0052FF"/>
+          <w:kern w:val="0"/>
+          <w:sz w:val="23"/>
+          <w:szCs w:val="23"/>
+        </w:rPr>
+        <w:t>你还有很大成长空间，我看好你!</w:t>
+      </w:r>
+    </w:p>
+    <w:p>
+      <w:pPr>
+        <w:widowControl/>
+        <w:spacing w:before="100" w:beforeAutospacing="1" w:after="100" w:afterAutospacing="1"/>
+        <w:jc w:val="left"/>
+        <w:rPr>
+          <w:rFonts w:ascii="宋体" w:eastAsia="宋体" w:hAnsi="宋体" w:cs="宋体"/>
+          <w:kern w:val="0"/>
+          <w:sz w:val="24"/>
+          <w:szCs w:val="24"/>
+        </w:rPr>
+      </w:pPr>
+      <w:r>
+        <w:rPr>
+          <w:rFonts w:ascii="黑体" w:eastAsia="黑体" w:hAnsi="黑体" w:cs="宋体" w:hint="eastAsia"/>
+          <w:kern w:val="0"/>
+          <w:sz w:val="23"/>
+          <w:szCs w:val="23"/>
+        </w:rPr>
+        <w:t>14.把</w:t>
+      </w:r>
+      <w:r>
+        <w:rPr>
+          <w:rFonts w:ascii="黑体" w:eastAsia="黑体" w:hAnsi="黑体" w:cs="宋体" w:hint="eastAsia"/>
+          <w:color w:val="FF4C00"/>
+          <w:kern w:val="0"/>
+          <w:sz w:val="23"/>
+          <w:szCs w:val="23"/>
+        </w:rPr>
+        <w:t>"懒得理你"</w:t>
+      </w:r>
+      <w:r>
+        <w:rPr>
+          <w:rFonts w:ascii="黑体" w:eastAsia="黑体" w:hAnsi="黑体" w:cs="宋体" w:hint="eastAsia"/>
+          <w:kern w:val="0"/>
+          <w:sz w:val="23"/>
+          <w:szCs w:val="23"/>
+        </w:rPr>
+        <w:t>改成：</w:t>
+      </w:r>
+      <w:r>
+        <w:rPr>
+          <w:rFonts w:ascii="黑体" w:eastAsia="黑体" w:hAnsi="黑体" w:cs="宋体" w:hint="eastAsia"/>
+          <w:color w:val="0052FF"/>
+          <w:kern w:val="0"/>
+          <w:sz w:val="23"/>
+          <w:szCs w:val="23"/>
+        </w:rPr>
+        <w:t>我先去修炼一下，回来再和你大</w:t>
+      </w:r>
+      <w:r>
+        <w:rPr>
+          <w:rFonts w:ascii="黑体" w:eastAsia="黑体" w:hAnsi="黑体" w:cs="宋体" w:hint="eastAsia"/>
+          <w:color w:val="0052FF"/>
+          <w:spacing w:val="8"/>
+          <w:kern w:val="0"/>
+          <w:sz w:val="23"/>
+          <w:szCs w:val="23"/>
+        </w:rPr>
+        <w:t>战三百回合!</w:t>
+      </w:r>
+    </w:p>
+    <w:p>
+      <w:pPr>
+        <w:widowControl/>
+        <w:spacing w:before="100" w:beforeAutospacing="1" w:after="100" w:afterAutospacing="1"/>
+        <w:jc w:val="left"/>
+        <w:rPr>
+          <w:rFonts w:ascii="宋体" w:eastAsia="宋体" w:hAnsi="宋体" w:cs="宋体"/>
+          <w:kern w:val="0"/>
+          <w:sz w:val="24"/>
+          <w:szCs w:val="24"/>
+        </w:rPr>
+      </w:pPr>
+      <w:r>
+        <w:rPr>
+          <w:rFonts w:ascii="黑体" w:eastAsia="黑体" w:hAnsi="黑体" w:cs="宋体" w:hint="eastAsia"/>
+          <w:kern w:val="0"/>
+          <w:sz w:val="23"/>
+          <w:szCs w:val="23"/>
+        </w:rPr>
+        <w:t>15.把</w:t>
+      </w:r>
+      <w:r>
+        <w:rPr>
+          <w:rFonts w:ascii="黑体" w:eastAsia="黑体" w:hAnsi="黑体" w:cs="宋体" w:hint="eastAsia"/>
+          <w:color w:val="FF4C00"/>
+          <w:kern w:val="0"/>
+          <w:sz w:val="23"/>
+          <w:szCs w:val="23"/>
+        </w:rPr>
+        <w:t>"你错了"</w:t>
+      </w:r>
+      <w:r>
+        <w:rPr>
+          <w:rFonts w:ascii="黑体" w:eastAsia="黑体" w:hAnsi="黑体" w:cs="宋体" w:hint="eastAsia"/>
+          <w:kern w:val="0"/>
+          <w:sz w:val="23"/>
+          <w:szCs w:val="23"/>
+        </w:rPr>
+        <w:t>改成：</w:t>
+      </w:r>
+      <w:r>
+        <w:rPr>
+          <w:rFonts w:ascii="黑体" w:eastAsia="黑体" w:hAnsi="黑体" w:cs="宋体" w:hint="eastAsia"/>
+          <w:color w:val="0052FF"/>
+          <w:kern w:val="0"/>
+          <w:sz w:val="23"/>
+          <w:szCs w:val="23"/>
+        </w:rPr>
+        <w:t>你这个思路很特别，我们再研究研究!</w:t>
+      </w:r>
+    </w:p>
+    <w:p>
+      <w:pPr>
+        <w:widowControl/>
+        <w:spacing w:before="100" w:beforeAutospacing="1" w:after="100" w:afterAutospacing="1"/>
+        <w:jc w:val="left"/>
+        <w:rPr>
+          <w:rFonts w:ascii="宋体" w:eastAsia="宋体" w:hAnsi="宋体" w:cs="宋体"/>
+          <w:kern w:val="0"/>
+          <w:sz w:val="24"/>
+          <w:szCs w:val="24"/>
+        </w:rPr>
+      </w:pPr>
+      <w:r>
+        <w:rPr>
+          <w:rFonts w:ascii="黑体" w:eastAsia="黑体" w:hAnsi="黑体" w:cs="宋体" w:hint="eastAsia"/>
+          <w:kern w:val="0"/>
+          <w:sz w:val="23"/>
+          <w:szCs w:val="23"/>
+        </w:rPr>
+        <w:t>16.把</w:t>
+      </w:r>
+      <w:r>
+        <w:rPr>
+          <w:rFonts w:ascii="黑体" w:eastAsia="黑体" w:hAnsi="黑体" w:cs="宋体" w:hint="eastAsia"/>
+          <w:color w:val="FF4C00"/>
+          <w:kern w:val="0"/>
+          <w:sz w:val="23"/>
+          <w:szCs w:val="23"/>
+        </w:rPr>
+        <w:t>"随便你"</w:t>
+      </w:r>
+      <w:r>
+        <w:rPr>
+          <w:rFonts w:ascii="黑体" w:eastAsia="黑体" w:hAnsi="黑体" w:cs="宋体" w:hint="eastAsia"/>
+          <w:kern w:val="0"/>
+          <w:sz w:val="23"/>
+          <w:szCs w:val="23"/>
+        </w:rPr>
+        <w:t>改成：</w:t>
+      </w:r>
+      <w:r>
+        <w:rPr>
+          <w:rFonts w:ascii="黑体" w:eastAsia="黑体" w:hAnsi="黑体" w:cs="宋体" w:hint="eastAsia"/>
+          <w:color w:val="0052FF"/>
+          <w:kern w:val="0"/>
+          <w:sz w:val="23"/>
+          <w:szCs w:val="23"/>
+        </w:rPr>
+        <w:t>我相信你的选择，你眼光一直在线!</w:t>
+      </w:r>
+    </w:p>
+    <w:p>
+      <w:pPr>
+        <w:widowControl/>
+        <w:spacing w:before="100" w:beforeAutospacing="1" w:after="100" w:afterAutospacing="1"/>
+        <w:jc w:val="left"/>
+        <w:rPr>
+          <w:rFonts w:ascii="宋体" w:eastAsia="宋体" w:hAnsi="宋体" w:cs="宋体"/>
+          <w:kern w:val="0"/>
+          <w:sz w:val="24"/>
+          <w:szCs w:val="24"/>
+        </w:rPr>
+      </w:pPr>
+      <w:r>
+        <w:rPr>
+          <w:rFonts w:ascii="黑体" w:eastAsia="黑体" w:hAnsi="黑体" w:cs="宋体" w:hint="eastAsia"/>
+          <w:kern w:val="0"/>
+          <w:sz w:val="23"/>
+          <w:szCs w:val="23"/>
+        </w:rPr>
+        <w:t>17.把</w:t>
+      </w:r>
+      <w:r>
+        <w:rPr>
+          <w:rFonts w:ascii="黑体" w:eastAsia="黑体" w:hAnsi="黑体" w:cs="宋体" w:hint="eastAsia"/>
+          <w:color w:val="FF4C00"/>
+          <w:kern w:val="0"/>
+          <w:sz w:val="23"/>
+          <w:szCs w:val="23"/>
+        </w:rPr>
+        <w:t>"我不行"</w:t>
+      </w:r>
+      <w:r>
+        <w:rPr>
+          <w:rFonts w:ascii="黑体" w:eastAsia="黑体" w:hAnsi="黑体" w:cs="宋体" w:hint="eastAsia"/>
+          <w:kern w:val="0"/>
+          <w:sz w:val="23"/>
+          <w:szCs w:val="23"/>
+        </w:rPr>
+        <w:t>改成：</w:t>
+      </w:r>
+      <w:r>
+        <w:rPr>
+          <w:rFonts w:ascii="黑体" w:eastAsia="黑体" w:hAnsi="黑体" w:cs="宋体" w:hint="eastAsia"/>
+          <w:color w:val="0052FF"/>
+          <w:kern w:val="0"/>
+          <w:sz w:val="23"/>
+          <w:szCs w:val="23"/>
+        </w:rPr>
+        <w:t>给我点时间，我能进化成王者!</w:t>
+      </w:r>
+    </w:p>
+    <w:p>
+      <w:pPr>
+        <w:widowControl/>
+        <w:spacing w:before="100" w:beforeAutospacing="1" w:after="100" w:afterAutospacing="1"/>
+        <w:jc w:val="left"/>
+        <w:rPr>
+          <w:rFonts w:ascii="宋体" w:eastAsia="宋体" w:hAnsi="宋体" w:cs="宋体"/>
+          <w:kern w:val="0"/>
+          <w:sz w:val="24"/>
+          <w:szCs w:val="24"/>
+        </w:rPr>
+      </w:pPr>
+      <w:r>
+        <w:rPr>
+          <w:rFonts w:ascii="黑体" w:eastAsia="黑体" w:hAnsi="黑体" w:cs="宋体" w:hint="eastAsia"/>
+          <w:kern w:val="0"/>
+          <w:sz w:val="23"/>
+          <w:szCs w:val="23"/>
+        </w:rPr>
+        <w:t>18.把</w:t>
+      </w:r>
+      <w:r>
+        <w:rPr>
+          <w:rFonts w:ascii="黑体" w:eastAsia="黑体" w:hAnsi="黑体" w:cs="宋体" w:hint="eastAsia"/>
+          <w:color w:val="FF4C00"/>
+          <w:kern w:val="0"/>
+          <w:sz w:val="23"/>
+          <w:szCs w:val="23"/>
+        </w:rPr>
+        <w:t>"别管我"</w:t>
+      </w:r>
+      <w:r>
+        <w:rPr>
+          <w:rFonts w:ascii="黑体" w:eastAsia="黑体" w:hAnsi="黑体" w:cs="宋体" w:hint="eastAsia"/>
+          <w:kern w:val="0"/>
+          <w:sz w:val="23"/>
+          <w:szCs w:val="23"/>
+        </w:rPr>
+        <w:t>改戌：</w:t>
+      </w:r>
+      <w:r>
+        <w:rPr>
+          <w:rFonts w:ascii="黑体" w:eastAsia="黑体" w:hAnsi="黑体" w:cs="宋体" w:hint="eastAsia"/>
+          <w:color w:val="0052FF"/>
+          <w:kern w:val="0"/>
+          <w:sz w:val="23"/>
+          <w:szCs w:val="23"/>
+        </w:rPr>
+        <w:t>我先自已闯一，不行再找你求救</w:t>
+      </w:r>
+      <w:r>
+        <w:rPr>
+          <w:rFonts w:ascii="黑体" w:eastAsia="黑体" w:hAnsi="黑体" w:cs="宋体" w:hint="eastAsia"/>
+          <w:kern w:val="0"/>
+          <w:sz w:val="23"/>
+          <w:szCs w:val="23"/>
+        </w:rPr>
+        <w:t>!</w:t>
+      </w:r>
+    </w:p>
+    <w:p>
+      <w:pPr>
+        <w:widowControl/>
+        <w:spacing w:before="100" w:beforeAutospacing="1" w:after="100" w:afterAutospacing="1" w:line="480" w:lineRule="auto"/>
+        <w:jc w:val="left"/>
+        <w:rPr>
+          <w:rFonts w:ascii="宋体" w:eastAsia="宋体" w:hAnsi="宋体" w:cs="宋体"/>
+          <w:color w:val="3E3A39"/>
+          <w:spacing w:val="23"/>
+          <w:kern w:val="0"/>
+          <w:szCs w:val="21"/>
+        </w:rPr>
+      </w:pPr>
+      <w:r>
+        <w:rPr>
+          <w:rFonts w:ascii="黑体" w:eastAsia="黑体" w:hAnsi="黑体" w:cs="宋体" w:hint="eastAsia"/>
+          <w:color w:val="3E3A39"/>
+          <w:spacing w:val="23"/>
+          <w:kern w:val="0"/>
+          <w:sz w:val="23"/>
+          <w:szCs w:val="23"/>
+        </w:rPr>
+        <w:t>19、</w:t>
+      </w:r>
+      <w:r>
+        <w:rPr>
+          <w:rFonts w:ascii="黑体" w:eastAsia="黑体" w:hAnsi="黑体" w:cs="宋体" w:hint="eastAsia"/>
+          <w:color w:val="FF4C00"/>
+          <w:spacing w:val="23"/>
+          <w:kern w:val="0"/>
+          <w:sz w:val="23"/>
+          <w:szCs w:val="23"/>
+        </w:rPr>
+        <w:t>你吃饭了吗</w:t>
+      </w:r>
+      <w:r>
+        <w:rPr>
+          <w:rFonts w:ascii="黑体" w:eastAsia="黑体" w:hAnsi="黑体" w:cs="宋体" w:hint="eastAsia"/>
+          <w:color w:val="3E3A39"/>
+          <w:spacing w:val="23"/>
+          <w:kern w:val="0"/>
+          <w:sz w:val="23"/>
+          <w:szCs w:val="23"/>
+        </w:rPr>
+        <w:t>?改成:</w:t>
+      </w:r>
+      <w:r>
+        <w:rPr>
+          <w:rFonts w:ascii="黑体" w:eastAsia="黑体" w:hAnsi="黑体" w:cs="宋体" w:hint="eastAsia"/>
+          <w:color w:val="0052FF"/>
+          <w:spacing w:val="23"/>
+          <w:kern w:val="0"/>
+          <w:sz w:val="23"/>
+          <w:szCs w:val="23"/>
+        </w:rPr>
+        <w:t>工作再忙也要按时吃饭、按时睡觉、按时想我?</w:t>
+      </w:r>
+    </w:p>
+    <w:p>
+      <w:pPr>
+        <w:widowControl/>
+        <w:spacing w:before="100" w:beforeAutospacing="1" w:after="100" w:afterAutospacing="1" w:line="480" w:lineRule="auto"/>
+        <w:jc w:val="left"/>
+        <w:rPr>
+          <w:rFonts w:ascii="宋体" w:eastAsia="宋体" w:hAnsi="宋体" w:cs="宋体"/>
+          <w:color w:val="3E3A39"/>
+          <w:spacing w:val="23"/>
+          <w:kern w:val="0"/>
+          <w:szCs w:val="21"/>
+        </w:rPr>
+      </w:pPr>
+      <w:r>
+        <w:rPr>
+          <w:rFonts w:ascii="黑体" w:eastAsia="黑体" w:hAnsi="黑体" w:cs="宋体" w:hint="eastAsia"/>
+          <w:color w:val="000000"/>
+          <w:spacing w:val="23"/>
+          <w:kern w:val="0"/>
+          <w:sz w:val="23"/>
+          <w:szCs w:val="23"/>
+        </w:rPr>
+        <w:lastRenderedPageBreak/>
+        <w:t>20、</w:t>
+      </w:r>
+      <w:r>
+        <w:rPr>
+          <w:rFonts w:ascii="黑体" w:eastAsia="黑体" w:hAnsi="黑体" w:cs="宋体" w:hint="eastAsia"/>
+          <w:color w:val="FF4C00"/>
+          <w:spacing w:val="23"/>
+          <w:kern w:val="0"/>
+          <w:sz w:val="23"/>
+          <w:szCs w:val="23"/>
+        </w:rPr>
+        <w:t>你怎么总是不理</w:t>
+      </w:r>
+      <w:r>
+        <w:rPr>
+          <w:rFonts w:ascii="黑体" w:eastAsia="黑体" w:hAnsi="黑体" w:cs="宋体" w:hint="eastAsia"/>
+          <w:color w:val="0052FF"/>
+          <w:spacing w:val="23"/>
+          <w:kern w:val="0"/>
+          <w:sz w:val="23"/>
+          <w:szCs w:val="23"/>
+        </w:rPr>
+        <w:t>我改成:我发现我们之与最大的默契，就是我不说话，你也不说话</w:t>
+      </w:r>
+    </w:p>
+    <w:p>
+      <w:pPr>
+        <w:widowControl/>
+        <w:spacing w:before="100" w:beforeAutospacing="1" w:after="100" w:afterAutospacing="1"/>
+        <w:jc w:val="left"/>
+        <w:rPr>
+          <w:rFonts w:ascii="宋体" w:eastAsia="宋体" w:hAnsi="宋体" w:cs="宋体"/>
+          <w:kern w:val="0"/>
+          <w:sz w:val="24"/>
+          <w:szCs w:val="24"/>
+        </w:rPr>
+      </w:pPr>
+      <w:r>
+        <w:rPr>
+          <w:rFonts w:ascii="黑体" w:eastAsia="黑体" w:hAnsi="黑体" w:cs="宋体" w:hint="eastAsia"/>
+          <w:kern w:val="0"/>
+          <w:sz w:val="23"/>
+          <w:szCs w:val="23"/>
+        </w:rPr>
+        <w:t>21、</w:t>
+      </w:r>
+      <w:r>
+        <w:rPr>
+          <w:rFonts w:ascii="黑体" w:eastAsia="黑体" w:hAnsi="黑体" w:cs="宋体" w:hint="eastAsia"/>
+          <w:color w:val="FF4C00"/>
+          <w:kern w:val="0"/>
+          <w:sz w:val="23"/>
+          <w:szCs w:val="23"/>
+        </w:rPr>
+        <w:t>你早点睡觉吧</w:t>
+      </w:r>
+      <w:r>
+        <w:rPr>
+          <w:rFonts w:ascii="Calibri" w:eastAsia="黑体" w:hAnsi="Calibri" w:cs="Calibri"/>
+          <w:kern w:val="0"/>
+          <w:sz w:val="23"/>
+          <w:szCs w:val="23"/>
+        </w:rPr>
+        <w:t> </w:t>
+      </w:r>
+      <w:r>
+        <w:rPr>
+          <w:rFonts w:ascii="黑体" w:eastAsia="黑体" w:hAnsi="黑体" w:cs="宋体" w:hint="eastAsia"/>
+          <w:kern w:val="0"/>
+          <w:sz w:val="23"/>
+          <w:szCs w:val="23"/>
+        </w:rPr>
+        <w:t>改成:</w:t>
+      </w:r>
+      <w:r>
+        <w:rPr>
+          <w:rFonts w:ascii="黑体" w:eastAsia="黑体" w:hAnsi="黑体" w:cs="宋体" w:hint="eastAsia"/>
+          <w:color w:val="0052FF"/>
+          <w:kern w:val="0"/>
+          <w:sz w:val="23"/>
+          <w:szCs w:val="23"/>
+        </w:rPr>
+        <w:t>咱们一起睡觉吧，我准备好在梦里等你</w:t>
+      </w:r>
+    </w:p>
+    <w:p>
+      <w:pPr>
+        <w:widowControl/>
+        <w:spacing w:before="100" w:beforeAutospacing="1" w:after="100" w:afterAutospacing="1"/>
+        <w:jc w:val="left"/>
+        <w:rPr>
+          <w:rFonts w:ascii="宋体" w:eastAsia="宋体" w:hAnsi="宋体" w:cs="宋体"/>
+          <w:kern w:val="0"/>
+          <w:sz w:val="24"/>
+          <w:szCs w:val="24"/>
+        </w:rPr>
+      </w:pPr>
+      <w:r>
+        <w:rPr>
+          <w:rFonts w:ascii="黑体" w:eastAsia="黑体" w:hAnsi="黑体" w:cs="宋体" w:hint="eastAsia"/>
+          <w:kern w:val="0"/>
+          <w:sz w:val="23"/>
+          <w:szCs w:val="23"/>
+        </w:rPr>
+        <w:t>22、</w:t>
+      </w:r>
+      <w:r>
+        <w:rPr>
+          <w:rFonts w:ascii="黑体" w:eastAsia="黑体" w:hAnsi="黑体" w:cs="宋体" w:hint="eastAsia"/>
+          <w:color w:val="FF4C00"/>
+          <w:kern w:val="0"/>
+          <w:sz w:val="23"/>
+          <w:szCs w:val="23"/>
+        </w:rPr>
+        <w:t>“我想你了”</w:t>
+      </w:r>
+      <w:r>
+        <w:rPr>
+          <w:rFonts w:ascii="黑体" w:eastAsia="黑体" w:hAnsi="黑体" w:cs="宋体" w:hint="eastAsia"/>
+          <w:kern w:val="0"/>
+          <w:sz w:val="23"/>
+          <w:szCs w:val="23"/>
+        </w:rPr>
+        <w:t>，改成:</w:t>
+      </w:r>
+      <w:r>
+        <w:rPr>
+          <w:rFonts w:ascii="黑体" w:eastAsia="黑体" w:hAnsi="黑体" w:cs="宋体" w:hint="eastAsia"/>
+          <w:color w:val="0052FF"/>
+          <w:kern w:val="0"/>
+          <w:sz w:val="23"/>
+          <w:szCs w:val="23"/>
+        </w:rPr>
+        <w:t>一整天都没有你的信息，心里感觉空落落的</w:t>
+      </w:r>
+    </w:p>
+    <w:p>
+      <w:pPr>
+        <w:widowControl/>
+        <w:spacing w:before="100" w:beforeAutospacing="1" w:after="100" w:afterAutospacing="1"/>
+        <w:jc w:val="left"/>
+        <w:rPr>
+          <w:rFonts w:ascii="宋体" w:eastAsia="宋体" w:hAnsi="宋体" w:cs="宋体"/>
+          <w:kern w:val="0"/>
+          <w:sz w:val="24"/>
+          <w:szCs w:val="24"/>
+        </w:rPr>
+      </w:pPr>
+      <w:r>
+        <w:rPr>
+          <w:rFonts w:ascii="黑体" w:eastAsia="黑体" w:hAnsi="黑体" w:cs="宋体" w:hint="eastAsia"/>
+          <w:kern w:val="0"/>
+          <w:sz w:val="23"/>
+          <w:szCs w:val="23"/>
+        </w:rPr>
+        <w:t>23、</w:t>
+      </w:r>
+      <w:r>
+        <w:rPr>
+          <w:rFonts w:ascii="黑体" w:eastAsia="黑体" w:hAnsi="黑体" w:cs="宋体" w:hint="eastAsia"/>
+          <w:color w:val="FF4C00"/>
+          <w:kern w:val="0"/>
+          <w:sz w:val="23"/>
+          <w:szCs w:val="23"/>
+        </w:rPr>
+        <w:t>“我喜欢你”</w:t>
+      </w:r>
+      <w:r>
+        <w:rPr>
+          <w:rFonts w:ascii="黑体" w:eastAsia="黑体" w:hAnsi="黑体" w:cs="宋体" w:hint="eastAsia"/>
+          <w:kern w:val="0"/>
+          <w:sz w:val="23"/>
+          <w:szCs w:val="23"/>
+        </w:rPr>
+        <w:t>改成:</w:t>
+      </w:r>
+      <w:r>
+        <w:rPr>
+          <w:rFonts w:ascii="黑体" w:eastAsia="黑体" w:hAnsi="黑体" w:cs="宋体" w:hint="eastAsia"/>
+          <w:color w:val="0052FF"/>
+          <w:kern w:val="0"/>
+          <w:sz w:val="23"/>
+          <w:szCs w:val="23"/>
+        </w:rPr>
+        <w:t>余生让我来照顾你</w:t>
+      </w:r>
+    </w:p>
+    <w:p>
+      <w:pPr>
+        <w:widowControl/>
+        <w:spacing w:before="100" w:beforeAutospacing="1" w:after="100" w:afterAutospacing="1"/>
+        <w:jc w:val="left"/>
+        <w:rPr>
+          <w:rFonts w:ascii="宋体" w:eastAsia="宋体" w:hAnsi="宋体" w:cs="宋体"/>
+          <w:kern w:val="0"/>
+          <w:sz w:val="24"/>
+          <w:szCs w:val="24"/>
+        </w:rPr>
+      </w:pPr>
+      <w:r>
+        <w:rPr>
+          <w:rFonts w:ascii="黑体" w:eastAsia="黑体" w:hAnsi="黑体" w:cs="宋体" w:hint="eastAsia"/>
+          <w:kern w:val="0"/>
+          <w:sz w:val="23"/>
+          <w:szCs w:val="23"/>
+        </w:rPr>
+        <w:t>24、"</w:t>
+      </w:r>
+      <w:r>
+        <w:rPr>
+          <w:rFonts w:ascii="黑体" w:eastAsia="黑体" w:hAnsi="黑体" w:cs="宋体" w:hint="eastAsia"/>
+          <w:color w:val="FF4C00"/>
+          <w:kern w:val="0"/>
+          <w:sz w:val="23"/>
+          <w:szCs w:val="23"/>
+        </w:rPr>
+        <w:t>晚安"</w:t>
+      </w:r>
+      <w:r>
+        <w:rPr>
+          <w:rFonts w:ascii="黑体" w:eastAsia="黑体" w:hAnsi="黑体" w:cs="宋体" w:hint="eastAsia"/>
+          <w:kern w:val="0"/>
+          <w:sz w:val="23"/>
+          <w:szCs w:val="23"/>
+        </w:rPr>
+        <w:t>改成:</w:t>
+      </w:r>
+      <w:r>
+        <w:rPr>
+          <w:rFonts w:ascii="黑体" w:eastAsia="黑体" w:hAnsi="黑体" w:cs="宋体" w:hint="eastAsia"/>
+          <w:color w:val="0052FF"/>
+          <w:kern w:val="0"/>
+          <w:sz w:val="23"/>
+          <w:szCs w:val="23"/>
+        </w:rPr>
+        <w:t>在梦里继续想你，明早再给你请安?</w:t>
+      </w:r>
+    </w:p>
+    <w:p>
+      <w:pPr>
+        <w:widowControl/>
+        <w:spacing w:before="100" w:beforeAutospacing="1" w:after="100" w:afterAutospacing="1"/>
+        <w:jc w:val="left"/>
+        <w:rPr>
+          <w:rFonts w:ascii="宋体" w:eastAsia="宋体" w:hAnsi="宋体" w:cs="宋体"/>
+          <w:kern w:val="0"/>
+          <w:sz w:val="24"/>
+          <w:szCs w:val="24"/>
+        </w:rPr>
+      </w:pPr>
+      <w:r>
+        <w:rPr>
+          <w:rFonts w:ascii="黑体" w:eastAsia="黑体" w:hAnsi="黑体" w:cs="宋体" w:hint="eastAsia"/>
+          <w:kern w:val="0"/>
+          <w:sz w:val="23"/>
+          <w:szCs w:val="23"/>
+        </w:rPr>
+        <w:t>25、</w:t>
+      </w:r>
+      <w:r>
+        <w:rPr>
+          <w:rFonts w:ascii="黑体" w:eastAsia="黑体" w:hAnsi="黑体" w:cs="宋体" w:hint="eastAsia"/>
+          <w:color w:val="FF4C00"/>
+          <w:kern w:val="0"/>
+          <w:sz w:val="23"/>
+          <w:szCs w:val="23"/>
+        </w:rPr>
+        <w:t>"谢谢"</w:t>
+      </w:r>
+      <w:r>
+        <w:rPr>
+          <w:rFonts w:ascii="黑体" w:eastAsia="黑体" w:hAnsi="黑体" w:cs="宋体" w:hint="eastAsia"/>
+          <w:kern w:val="0"/>
+          <w:sz w:val="23"/>
+          <w:szCs w:val="23"/>
+        </w:rPr>
+        <w:t>改成:你的滴水之恩，我愿以身相许?</w:t>
+      </w:r>
+    </w:p>
+    <w:p>
+      <w:pPr>
+        <w:widowControl/>
+        <w:spacing w:before="100" w:beforeAutospacing="1" w:after="100" w:afterAutospacing="1"/>
+        <w:jc w:val="left"/>
+        <w:rPr>
+          <w:rFonts w:ascii="宋体" w:eastAsia="宋体" w:hAnsi="宋体" w:cs="宋体"/>
+          <w:kern w:val="0"/>
+          <w:sz w:val="24"/>
+          <w:szCs w:val="24"/>
+        </w:rPr>
+      </w:pPr>
+      <w:r>
+        <w:rPr>
+          <w:rFonts w:ascii="黑体" w:eastAsia="黑体" w:hAnsi="黑体" w:cs="宋体" w:hint="eastAsia"/>
+          <w:kern w:val="0"/>
+          <w:sz w:val="23"/>
+          <w:szCs w:val="23"/>
+        </w:rPr>
+        <w:t>26、"</w:t>
+      </w:r>
+      <w:r>
+        <w:rPr>
+          <w:rFonts w:ascii="黑体" w:eastAsia="黑体" w:hAnsi="黑体" w:cs="宋体" w:hint="eastAsia"/>
+          <w:color w:val="FF4C00"/>
+          <w:kern w:val="0"/>
+          <w:sz w:val="23"/>
+          <w:szCs w:val="23"/>
+        </w:rPr>
+        <w:t>你选的口红色号好丑呀"</w:t>
+      </w:r>
+      <w:r>
+        <w:rPr>
+          <w:rFonts w:ascii="黑体" w:eastAsia="黑体" w:hAnsi="黑体" w:cs="宋体" w:hint="eastAsia"/>
+          <w:kern w:val="0"/>
+          <w:sz w:val="23"/>
+          <w:szCs w:val="23"/>
+        </w:rPr>
+        <w:t>改成:</w:t>
+      </w:r>
+      <w:r>
+        <w:rPr>
+          <w:rFonts w:ascii="黑体" w:eastAsia="黑体" w:hAnsi="黑体" w:cs="宋体" w:hint="eastAsia"/>
+          <w:color w:val="0052FF"/>
+          <w:kern w:val="0"/>
+          <w:sz w:val="23"/>
+          <w:szCs w:val="23"/>
+        </w:rPr>
+        <w:t>我想要这款口红很久了，宝真的太细心了，不过以后色号我得给你科普下，哈哈~</w:t>
+      </w:r>
+    </w:p>
+    <w:p>
+      <w:pPr>
+        <w:widowControl/>
+        <w:spacing w:before="100" w:beforeAutospacing="1" w:after="100" w:afterAutospacing="1"/>
+        <w:jc w:val="left"/>
+        <w:rPr>
+          <w:rFonts w:ascii="宋体" w:eastAsia="宋体" w:hAnsi="宋体" w:cs="宋体"/>
+          <w:kern w:val="0"/>
+          <w:sz w:val="24"/>
+          <w:szCs w:val="24"/>
+        </w:rPr>
+      </w:pPr>
+      <w:r>
+        <w:rPr>
+          <w:rFonts w:ascii="黑体" w:eastAsia="黑体" w:hAnsi="黑体" w:cs="宋体" w:hint="eastAsia"/>
+          <w:kern w:val="0"/>
+          <w:sz w:val="23"/>
+          <w:szCs w:val="23"/>
+        </w:rPr>
+        <w:t>27、</w:t>
+      </w:r>
+      <w:r>
+        <w:rPr>
+          <w:rFonts w:ascii="黑体" w:eastAsia="黑体" w:hAnsi="黑体" w:cs="宋体" w:hint="eastAsia"/>
+          <w:color w:val="FF4C00"/>
+          <w:kern w:val="0"/>
+          <w:sz w:val="23"/>
+          <w:szCs w:val="23"/>
+        </w:rPr>
+        <w:t>"早呀"</w:t>
+      </w:r>
+      <w:r>
+        <w:rPr>
+          <w:rFonts w:ascii="黑体" w:eastAsia="黑体" w:hAnsi="黑体" w:cs="宋体" w:hint="eastAsia"/>
+          <w:kern w:val="0"/>
+          <w:sz w:val="23"/>
+          <w:szCs w:val="23"/>
+        </w:rPr>
+        <w:t>改成:</w:t>
+      </w:r>
+      <w:r>
+        <w:rPr>
+          <w:rFonts w:ascii="黑体" w:eastAsia="黑体" w:hAnsi="黑体" w:cs="宋体" w:hint="eastAsia"/>
+          <w:color w:val="0052FF"/>
+          <w:kern w:val="0"/>
+          <w:sz w:val="23"/>
+          <w:szCs w:val="23"/>
+        </w:rPr>
+        <w:t>和你甜甜的一天</w:t>
+      </w:r>
+    </w:p>
+    <w:p>
+      <w:pPr>
+        <w:widowControl/>
+        <w:spacing w:before="100" w:beforeAutospacing="1" w:after="100" w:afterAutospacing="1"/>
+        <w:jc w:val="left"/>
+        <w:rPr>
+          <w:rFonts w:ascii="宋体" w:eastAsia="宋体" w:hAnsi="宋体" w:cs="宋体"/>
+          <w:kern w:val="0"/>
+          <w:sz w:val="24"/>
+          <w:szCs w:val="24"/>
+        </w:rPr>
+      </w:pPr>
+      <w:r>
+        <w:rPr>
+          <w:rFonts w:ascii="黑体" w:eastAsia="黑体" w:hAnsi="黑体" w:cs="宋体" w:hint="eastAsia"/>
+          <w:kern w:val="0"/>
+          <w:sz w:val="23"/>
+          <w:szCs w:val="23"/>
+        </w:rPr>
+        <w:t>28、</w:t>
+      </w:r>
+      <w:r>
+        <w:rPr>
+          <w:rFonts w:ascii="黑体" w:eastAsia="黑体" w:hAnsi="黑体" w:cs="宋体" w:hint="eastAsia"/>
+          <w:color w:val="FF4C00"/>
+          <w:kern w:val="0"/>
+          <w:sz w:val="23"/>
+          <w:szCs w:val="23"/>
+        </w:rPr>
+        <w:t>"别难过"</w:t>
+      </w:r>
+      <w:r>
+        <w:rPr>
+          <w:rFonts w:ascii="黑体" w:eastAsia="黑体" w:hAnsi="黑体" w:cs="宋体" w:hint="eastAsia"/>
+          <w:kern w:val="0"/>
+          <w:sz w:val="23"/>
+          <w:szCs w:val="23"/>
+        </w:rPr>
+        <w:t>改成:</w:t>
+      </w:r>
+      <w:r>
+        <w:rPr>
+          <w:rFonts w:ascii="黑体" w:eastAsia="黑体" w:hAnsi="黑体" w:cs="宋体" w:hint="eastAsia"/>
+          <w:color w:val="0052FF"/>
+          <w:kern w:val="0"/>
+          <w:sz w:val="23"/>
+          <w:szCs w:val="23"/>
+        </w:rPr>
+        <w:t>你这样我会心疼的</w:t>
+      </w:r>
+    </w:p>
+    <w:p>
+      <w:pPr>
+        <w:widowControl/>
+        <w:spacing w:before="100" w:beforeAutospacing="1" w:after="100" w:afterAutospacing="1"/>
+        <w:jc w:val="left"/>
+        <w:rPr>
+          <w:rFonts w:ascii="宋体" w:eastAsia="宋体" w:hAnsi="宋体" w:cs="宋体"/>
+          <w:kern w:val="0"/>
+          <w:sz w:val="24"/>
+          <w:szCs w:val="24"/>
+        </w:rPr>
+      </w:pPr>
+      <w:r>
+        <w:rPr>
+          <w:rFonts w:ascii="黑体" w:eastAsia="黑体" w:hAnsi="黑体" w:cs="宋体" w:hint="eastAsia"/>
+          <w:kern w:val="0"/>
+          <w:sz w:val="23"/>
+          <w:szCs w:val="23"/>
+        </w:rPr>
+        <w:t>29、</w:t>
+      </w:r>
+      <w:r>
+        <w:rPr>
+          <w:rFonts w:ascii="黑体" w:eastAsia="黑体" w:hAnsi="黑体" w:cs="宋体" w:hint="eastAsia"/>
+          <w:color w:val="FF4C00"/>
+          <w:kern w:val="0"/>
+          <w:sz w:val="23"/>
+          <w:szCs w:val="23"/>
+        </w:rPr>
+        <w:t>"不去拉倒"</w:t>
+      </w:r>
+      <w:r>
+        <w:rPr>
+          <w:rFonts w:ascii="黑体" w:eastAsia="黑体" w:hAnsi="黑体" w:cs="宋体" w:hint="eastAsia"/>
+          <w:kern w:val="0"/>
+          <w:sz w:val="23"/>
+          <w:szCs w:val="23"/>
+        </w:rPr>
+        <w:t>改成:</w:t>
+      </w:r>
+      <w:r>
+        <w:rPr>
+          <w:rFonts w:ascii="黑体" w:eastAsia="黑体" w:hAnsi="黑体" w:cs="宋体" w:hint="eastAsia"/>
+          <w:color w:val="0052FF"/>
+          <w:kern w:val="0"/>
+          <w:sz w:val="23"/>
+          <w:szCs w:val="23"/>
+        </w:rPr>
+        <w:t>你真的忍心丢下我一个人嘛，你不去我会很伤心的?</w:t>
+      </w:r>
+    </w:p>
+    <w:p>
+      <w:pPr>
+        <w:widowControl/>
+        <w:spacing w:before="100" w:beforeAutospacing="1" w:after="100" w:afterAutospacing="1"/>
+        <w:jc w:val="left"/>
+        <w:rPr>
+          <w:rFonts w:ascii="宋体" w:eastAsia="宋体" w:hAnsi="宋体" w:cs="宋体" w:hint="eastAsia"/>
+          <w:kern w:val="0"/>
+          <w:sz w:val="24"/>
+          <w:szCs w:val="24"/>
+        </w:rPr>
+      </w:pPr>
+      <w:r>
+        <w:rPr>
+          <w:rFonts w:ascii="黑体" w:eastAsia="黑体" w:hAnsi="黑体" w:cs="宋体" w:hint="eastAsia"/>
+          <w:kern w:val="0"/>
+          <w:sz w:val="23"/>
+          <w:szCs w:val="23"/>
+        </w:rPr>
+        <w:t>30、</w:t>
+      </w:r>
+      <w:r>
+        <w:rPr>
+          <w:rFonts w:ascii="黑体" w:eastAsia="黑体" w:hAnsi="黑体" w:cs="宋体" w:hint="eastAsia"/>
+          <w:color w:val="FF4C00"/>
+          <w:kern w:val="0"/>
+          <w:sz w:val="23"/>
+          <w:szCs w:val="23"/>
+        </w:rPr>
+        <w:t>"我就问问"</w:t>
+      </w:r>
+      <w:r>
+        <w:rPr>
+          <w:rFonts w:ascii="黑体" w:eastAsia="黑体" w:hAnsi="黑体" w:cs="宋体" w:hint="eastAsia"/>
+          <w:kern w:val="0"/>
+          <w:sz w:val="23"/>
+          <w:szCs w:val="23"/>
+        </w:rPr>
+        <w:t>改成:</w:t>
+      </w:r>
+      <w:r>
+        <w:rPr>
+          <w:rFonts w:ascii="黑体" w:eastAsia="黑体" w:hAnsi="黑体" w:cs="宋体" w:hint="eastAsia"/>
+          <w:color w:val="0052FF"/>
+          <w:kern w:val="0"/>
+          <w:sz w:val="23"/>
+          <w:szCs w:val="23"/>
+        </w:rPr>
+        <w:t>人家只是担心你嘛</w:t>
+      </w:r>
+    </w:p>
+    <w:p>
+      <w:pPr>
+        <w:widowControl/>
+        <w:spacing w:before="100" w:beforeAutospacing="1" w:after="100" w:afterAutospacing="1" w:line="480" w:lineRule="auto"/>
+        <w:jc w:val="left"/>
+        <w:rPr>
+          <w:rFonts w:ascii="宋体" w:eastAsia="宋体" w:hAnsi="宋体" w:cs="宋体"/>
+          <w:color w:val="3E3A39"/>
+          <w:spacing w:val="23"/>
+          <w:kern w:val="0"/>
+          <w:szCs w:val="21"/>
+        </w:rPr>
+      </w:pPr>
+      <w:r>
+        <w:rPr>
+          <w:rFonts w:ascii="黑体" w:eastAsia="黑体" w:hAnsi="黑体" w:cs="宋体" w:hint="eastAsia"/>
+          <w:color w:val="3E3A39"/>
+          <w:spacing w:val="23"/>
+          <w:kern w:val="0"/>
+          <w:szCs w:val="21"/>
+        </w:rPr>
+        <w:t>31.“</w:t>
+      </w:r>
+      <w:r>
+        <w:rPr>
+          <w:rFonts w:ascii="黑体" w:eastAsia="黑体" w:hAnsi="黑体" w:cs="宋体" w:hint="eastAsia"/>
+          <w:color w:val="FF4C00"/>
+          <w:spacing w:val="23"/>
+          <w:kern w:val="0"/>
+          <w:szCs w:val="21"/>
+        </w:rPr>
+        <w:t>你听明白了吗</w:t>
+      </w:r>
+      <w:r>
+        <w:rPr>
+          <w:rFonts w:ascii="黑体" w:eastAsia="黑体" w:hAnsi="黑体" w:cs="宋体" w:hint="eastAsia"/>
+          <w:color w:val="3E3A39"/>
+          <w:spacing w:val="23"/>
+          <w:kern w:val="0"/>
+          <w:szCs w:val="21"/>
+        </w:rPr>
+        <w:t>“改成：</w:t>
+      </w:r>
+      <w:r>
+        <w:rPr>
+          <w:rFonts w:ascii="黑体" w:eastAsia="黑体" w:hAnsi="黑体" w:cs="宋体" w:hint="eastAsia"/>
+          <w:color w:val="0052FF"/>
+          <w:spacing w:val="23"/>
+          <w:kern w:val="0"/>
+          <w:szCs w:val="21"/>
+        </w:rPr>
+        <w:t>我说清楚了吗</w:t>
+      </w:r>
+    </w:p>
+    <w:p>
+      <w:pPr>
+        <w:widowControl/>
+        <w:spacing w:before="100" w:beforeAutospacing="1" w:after="100" w:afterAutospacing="1" w:line="480" w:lineRule="auto"/>
+        <w:jc w:val="left"/>
+        <w:rPr>
+          <w:rFonts w:ascii="宋体" w:eastAsia="宋体" w:hAnsi="宋体" w:cs="宋体"/>
+          <w:color w:val="3E3A39"/>
+          <w:spacing w:val="23"/>
+          <w:kern w:val="0"/>
+          <w:szCs w:val="21"/>
+        </w:rPr>
+      </w:pPr>
+      <w:r>
+        <w:rPr>
+          <w:rFonts w:ascii="黑体" w:eastAsia="黑体" w:hAnsi="黑体" w:cs="宋体" w:hint="eastAsia"/>
+          <w:color w:val="3E3A39"/>
+          <w:spacing w:val="23"/>
+          <w:kern w:val="0"/>
+          <w:szCs w:val="21"/>
+        </w:rPr>
+        <w:t>32.“</w:t>
+      </w:r>
+      <w:r>
+        <w:rPr>
+          <w:rFonts w:ascii="黑体" w:eastAsia="黑体" w:hAnsi="黑体" w:cs="宋体" w:hint="eastAsia"/>
+          <w:color w:val="FF4C00"/>
+          <w:spacing w:val="23"/>
+          <w:kern w:val="0"/>
+          <w:szCs w:val="21"/>
+        </w:rPr>
+        <w:t>这衣服好丑</w:t>
+      </w:r>
+      <w:r>
+        <w:rPr>
+          <w:rFonts w:ascii="黑体" w:eastAsia="黑体" w:hAnsi="黑体" w:cs="宋体" w:hint="eastAsia"/>
+          <w:color w:val="000000"/>
+          <w:spacing w:val="23"/>
+          <w:kern w:val="0"/>
+          <w:szCs w:val="21"/>
+        </w:rPr>
+        <w:t>改成</w:t>
+      </w:r>
+      <w:r>
+        <w:rPr>
+          <w:rFonts w:ascii="黑体" w:eastAsia="黑体" w:hAnsi="黑体" w:cs="宋体" w:hint="eastAsia"/>
+          <w:color w:val="FF4C00"/>
+          <w:spacing w:val="23"/>
+          <w:kern w:val="0"/>
+          <w:szCs w:val="21"/>
+        </w:rPr>
+        <w:t>”</w:t>
+      </w:r>
+      <w:r>
+        <w:rPr>
+          <w:rFonts w:ascii="黑体" w:eastAsia="黑体" w:hAnsi="黑体" w:cs="宋体" w:hint="eastAsia"/>
+          <w:color w:val="3E3A39"/>
+          <w:spacing w:val="23"/>
+          <w:kern w:val="0"/>
+          <w:szCs w:val="21"/>
+        </w:rPr>
+        <w:t>：</w:t>
+      </w:r>
+      <w:r>
+        <w:rPr>
+          <w:rFonts w:ascii="黑体" w:eastAsia="黑体" w:hAnsi="黑体" w:cs="宋体" w:hint="eastAsia"/>
+          <w:color w:val="0052FF"/>
+          <w:spacing w:val="23"/>
+          <w:kern w:val="0"/>
+          <w:szCs w:val="21"/>
+        </w:rPr>
+        <w:t>这衣服配不上你的美丽</w:t>
+      </w:r>
+    </w:p>
+    <w:p>
+      <w:pPr>
+        <w:widowControl/>
+        <w:spacing w:before="100" w:beforeAutospacing="1" w:after="100" w:afterAutospacing="1" w:line="480" w:lineRule="auto"/>
+        <w:jc w:val="left"/>
+        <w:rPr>
+          <w:rFonts w:ascii="宋体" w:eastAsia="宋体" w:hAnsi="宋体" w:cs="宋体"/>
+          <w:color w:val="3E3A39"/>
+          <w:spacing w:val="23"/>
+          <w:kern w:val="0"/>
+          <w:szCs w:val="21"/>
+        </w:rPr>
+      </w:pPr>
+      <w:r>
+        <w:rPr>
+          <w:rFonts w:ascii="黑体" w:eastAsia="黑体" w:hAnsi="黑体" w:cs="宋体" w:hint="eastAsia"/>
+          <w:color w:val="3E3A39"/>
+          <w:spacing w:val="23"/>
+          <w:kern w:val="0"/>
+          <w:szCs w:val="21"/>
+        </w:rPr>
+        <w:t>33.</w:t>
+      </w:r>
+      <w:r>
+        <w:rPr>
+          <w:rFonts w:ascii="黑体" w:eastAsia="黑体" w:hAnsi="黑体" w:cs="宋体" w:hint="eastAsia"/>
+          <w:color w:val="FF4C00"/>
+          <w:spacing w:val="23"/>
+          <w:kern w:val="0"/>
+          <w:szCs w:val="21"/>
+        </w:rPr>
+        <w:t>你有车有房吗</w:t>
+      </w:r>
+      <w:r>
+        <w:rPr>
+          <w:rFonts w:ascii="黑体" w:eastAsia="黑体" w:hAnsi="黑体" w:cs="宋体" w:hint="eastAsia"/>
+          <w:color w:val="3E3A39"/>
+          <w:spacing w:val="23"/>
+          <w:kern w:val="0"/>
+          <w:szCs w:val="21"/>
+        </w:rPr>
+        <w:t>改成：</w:t>
+      </w:r>
+      <w:r>
+        <w:rPr>
+          <w:rFonts w:ascii="黑体" w:eastAsia="黑体" w:hAnsi="黑体" w:cs="宋体" w:hint="eastAsia"/>
+          <w:color w:val="0052FF"/>
+          <w:spacing w:val="23"/>
+          <w:kern w:val="0"/>
+          <w:szCs w:val="21"/>
+        </w:rPr>
+        <w:t>你住的离公司远吗，一般你是怎么去上班的</w:t>
+      </w:r>
+    </w:p>
+    <w:p>
+      <w:pPr>
+        <w:widowControl/>
+        <w:spacing w:before="100" w:beforeAutospacing="1" w:after="100" w:afterAutospacing="1" w:line="480" w:lineRule="auto"/>
+        <w:jc w:val="left"/>
+        <w:rPr>
+          <w:rFonts w:ascii="宋体" w:eastAsia="宋体" w:hAnsi="宋体" w:cs="宋体"/>
+          <w:color w:val="3E3A39"/>
+          <w:spacing w:val="23"/>
+          <w:kern w:val="0"/>
+          <w:szCs w:val="21"/>
+        </w:rPr>
+      </w:pPr>
+      <w:r>
+        <w:rPr>
+          <w:rFonts w:ascii="黑体" w:eastAsia="黑体" w:hAnsi="黑体" w:cs="宋体" w:hint="eastAsia"/>
+          <w:color w:val="3E3A39"/>
+          <w:spacing w:val="23"/>
+          <w:kern w:val="0"/>
+          <w:szCs w:val="21"/>
+        </w:rPr>
+        <w:t>34.</w:t>
+      </w:r>
+      <w:r>
+        <w:rPr>
+          <w:rFonts w:ascii="黑体" w:eastAsia="黑体" w:hAnsi="黑体" w:cs="宋体" w:hint="eastAsia"/>
+          <w:color w:val="FF4C00"/>
+          <w:spacing w:val="23"/>
+          <w:kern w:val="0"/>
+          <w:szCs w:val="21"/>
+        </w:rPr>
+        <w:t>关你屁事</w:t>
+      </w:r>
+      <w:r>
+        <w:rPr>
+          <w:rFonts w:ascii="黑体" w:eastAsia="黑体" w:hAnsi="黑体" w:cs="宋体" w:hint="eastAsia"/>
+          <w:color w:val="3E3A39"/>
+          <w:spacing w:val="23"/>
+          <w:kern w:val="0"/>
+          <w:szCs w:val="21"/>
+        </w:rPr>
+        <w:t>改事：</w:t>
+      </w:r>
+      <w:r>
+        <w:rPr>
+          <w:rFonts w:ascii="黑体" w:eastAsia="黑体" w:hAnsi="黑体" w:cs="宋体" w:hint="eastAsia"/>
+          <w:color w:val="0052FF"/>
+          <w:spacing w:val="23"/>
+          <w:kern w:val="0"/>
+          <w:szCs w:val="21"/>
+        </w:rPr>
+        <w:t>你家住大海吗？</w:t>
+      </w:r>
+    </w:p>
+    <w:p>
+      <w:pPr>
+        <w:widowControl/>
+        <w:spacing w:before="100" w:beforeAutospacing="1" w:after="100" w:afterAutospacing="1" w:line="480" w:lineRule="auto"/>
+        <w:jc w:val="left"/>
+        <w:rPr>
+          <w:rFonts w:ascii="宋体" w:eastAsia="宋体" w:hAnsi="宋体" w:cs="宋体"/>
+          <w:color w:val="3E3A39"/>
+          <w:spacing w:val="23"/>
+          <w:kern w:val="0"/>
+          <w:szCs w:val="21"/>
+        </w:rPr>
+      </w:pPr>
+      <w:r>
+        <w:rPr>
+          <w:rFonts w:ascii="黑体" w:eastAsia="黑体" w:hAnsi="黑体" w:cs="宋体" w:hint="eastAsia"/>
+          <w:color w:val="3E3A39"/>
+          <w:spacing w:val="23"/>
+          <w:kern w:val="0"/>
+          <w:szCs w:val="21"/>
+        </w:rPr>
+        <w:t>35.</w:t>
+      </w:r>
+      <w:r>
+        <w:rPr>
+          <w:rFonts w:ascii="黑体" w:eastAsia="黑体" w:hAnsi="黑体" w:cs="宋体" w:hint="eastAsia"/>
+          <w:color w:val="FF4C00"/>
+          <w:spacing w:val="23"/>
+          <w:kern w:val="0"/>
+          <w:szCs w:val="21"/>
+        </w:rPr>
+        <w:t>我是单身狗</w:t>
+      </w:r>
+      <w:r>
+        <w:rPr>
+          <w:rFonts w:ascii="黑体" w:eastAsia="黑体" w:hAnsi="黑体" w:cs="宋体" w:hint="eastAsia"/>
+          <w:color w:val="3E3A39"/>
+          <w:spacing w:val="23"/>
+          <w:kern w:val="0"/>
+          <w:szCs w:val="21"/>
+        </w:rPr>
+        <w:t>”改成：</w:t>
+      </w:r>
+      <w:r>
+        <w:rPr>
+          <w:rFonts w:ascii="黑体" w:eastAsia="黑体" w:hAnsi="黑体" w:cs="宋体" w:hint="eastAsia"/>
+          <w:color w:val="0052FF"/>
+          <w:spacing w:val="23"/>
+          <w:kern w:val="0"/>
+          <w:szCs w:val="21"/>
+        </w:rPr>
+        <w:t>智者不入爱河</w:t>
+      </w:r>
+    </w:p>
+    <w:p>
+      <w:pPr>
+        <w:rPr>
+          <w:rFonts w:hint="eastAsia"/>
+        </w:rPr>
+      </w:pPr>
     </w:p>
     <w:sectPr>
       <w:pgSz w:w="11906" w:h="16838"/>
@@ -1807,6 +3842,25 @@
     <w:basedOn w:val="a0"/>
     <w:rsid w:val="001528C0"/>
   </w:style>
+  <w:style w:type="paragraph" w:styleId="a7">
+    <w:name w:val="Normal (Web)"/>
+    <w:basedOn w:val="a"/>
+    <w:uiPriority w:val="99"/>
+    <w:semiHidden/>
+    <w:unhideWhenUsed/>
+    <w:rsid w:val="003F5B3C"/>
+    <w:pPr>
+      <w:widowControl/>
+      <w:spacing w:before="100" w:beforeAutospacing="1" w:after="100" w:afterAutospacing="1"/>
+      <w:jc w:val="left"/>
+    </w:pPr>
+    <w:rPr>
+      <w:rFonts w:ascii="宋体" w:eastAsia="宋体" w:hAnsi="宋体" w:cs="宋体"/>
+      <w:kern w:val="0"/>
+      <w:sz w:val="24"/>
+      <w:szCs w:val="24"/>
+    </w:rPr>
+  </w:style>
 </w:styles>
 </file>
 
